--- a/Team-Tasks/Phase1Tasks.docx
+++ b/Team-Tasks/Phase1Tasks.docx
@@ -1,6 +1,6 @@
 
 <file path=word/document.xml><?xml version="1.0" encoding="utf-8"?>
-<w:document xmlns:wpc="http://schemas.microsoft.com/office/word/2010/wordprocessingCanvas" xmlns:cx="http://schemas.microsoft.com/office/drawing/2014/chartex" xmlns:cx1="http://schemas.microsoft.com/office/drawing/2015/9/8/chartex" xmlns:cx2="http://schemas.microsoft.com/office/drawing/2015/10/21/chartex" xmlns:cx3="http://schemas.microsoft.com/office/drawing/2016/5/9/chartex" xmlns:cx4="http://schemas.microsoft.com/office/drawing/2016/5/10/chartex" xmlns:cx5="http://schemas.microsoft.com/office/drawing/2016/5/11/chartex" xmlns:cx6="http://schemas.microsoft.com/office/drawing/2016/5/12/chartex" xmlns:cx7="http://schemas.microsoft.com/office/drawing/2016/5/13/chartex" xmlns:cx8="http://schemas.microsoft.com/office/drawing/2016/5/14/chartex" xmlns:mc="http://schemas.openxmlformats.org/markup-compatibility/2006" xmlns:aink="http://schemas.microsoft.com/office/drawing/2016/ink" xmlns:am3d="http://schemas.microsoft.com/office/drawing/2017/model3d" xmlns:o="urn:schemas-microsoft-com:office:office" xmlns:oel="http://schemas.microsoft.com/office/2019/extlst" xmlns:r="http://schemas.openxmlformats.org/officeDocument/2006/relationships" xmlns:m="http://schemas.openxmlformats.org/officeDocument/2006/math" xmlns:v="urn:schemas-microsoft-com:vml" xmlns:wp14="http://schemas.microsoft.com/office/word/2010/wordprocessingDrawing" xmlns:wp="http://schemas.openxmlformats.org/drawingml/2006/wordprocessingDrawing" xmlns:w10="urn:schemas-microsoft-com:office:word" xmlns:w="http://schemas.openxmlformats.org/wordprocessingml/2006/main" xmlns:w14="http://schemas.microsoft.com/office/word/2010/wordml" xmlns:w15="http://schemas.microsoft.com/office/word/2012/wordml" xmlns:w16cex="http://schemas.microsoft.com/office/word/2018/wordml/cex" xmlns:w16cid="http://schemas.microsoft.com/office/word/2016/wordml/cid" xmlns:w16="http://schemas.microsoft.com/office/word/2018/wordml" xmlns:w16du="http://schemas.microsoft.com/office/word/2023/wordml/word16du" xmlns:w16sdtdh="http://schemas.microsoft.com/office/word/2020/wordml/sdtdatahash" xmlns:w16sdtfl="http://schemas.microsoft.com/office/word/2024/wordml/sdtformatlock" xmlns:w16se="http://schemas.microsoft.com/office/word/2015/wordml/symex" xmlns:wpg="http://schemas.microsoft.com/office/word/2010/wordprocessingGroup" xmlns:wpi="http://schemas.microsoft.com/office/word/2010/wordprocessingInk" xmlns:wne="http://schemas.microsoft.com/office/word/2006/wordml" xmlns:wps="http://schemas.microsoft.com/office/word/2010/wordprocessingShape" mc:Ignorable="w14 w15 w16se w16cid w16 w16cex w16sdtdh w16sdtfl w16du wp14">
+<w:document xmlns:o="urn:schemas-microsoft-com:office:office" xmlns:r="http://schemas.openxmlformats.org/officeDocument/2006/relationships" xmlns:v="urn:schemas-microsoft-com:vml" xmlns:w="http://schemas.openxmlformats.org/wordprocessingml/2006/main" xmlns:w10="urn:schemas-microsoft-com:office:word" xmlns:wp="http://schemas.openxmlformats.org/drawingml/2006/wordprocessingDrawing" xmlns:pic="http://schemas.openxmlformats.org/drawingml/2006/picture" xmlns:wps="http://schemas.microsoft.com/office/word/2010/wordprocessingShape" xmlns:wpg="http://schemas.microsoft.com/office/word/2010/wordprocessingGroup" xmlns:mc="http://schemas.openxmlformats.org/markup-compatibility/2006" xmlns:wp14="http://schemas.microsoft.com/office/word/2010/wordprocessingDrawing" xmlns:w14="http://schemas.microsoft.com/office/word/2010/wordml" xmlns:w15="http://schemas.microsoft.com/office/word/2012/wordml" mc:Ignorable="w14 wp14 w15">
   <w:body>
     <w:p>
       <w:pPr>
@@ -33,6 +33,14 @@
           <w:szCs w:val="28"/>
         </w:rPr>
       </w:pPr>
+      <w:r>
+        <w:rPr>
+          <w:b/>
+          <w:bCs/>
+          <w:sz w:val="28"/>
+          <w:szCs w:val="28"/>
+        </w:rPr>
+      </w:r>
     </w:p>
     <w:p>
       <w:pPr>
@@ -64,6 +72,14 @@
           <w:szCs w:val="28"/>
         </w:rPr>
       </w:pPr>
+      <w:r>
+        <w:rPr>
+          <w:b/>
+          <w:bCs/>
+          <w:sz w:val="28"/>
+          <w:szCs w:val="28"/>
+        </w:rPr>
+      </w:r>
     </w:p>
     <w:p>
       <w:pPr>
@@ -83,32 +99,8 @@
           <w:szCs w:val="28"/>
         </w:rPr>
         <w:t>Group name: Group02</w:t>
-      </w:r>
-      <w:r>
-        <w:rPr>
-          <w:b/>
-          <w:bCs/>
-          <w:sz w:val="28"/>
-          <w:szCs w:val="28"/>
-        </w:rPr>
         <w:tab/>
-      </w:r>
-      <w:r>
-        <w:rPr>
-          <w:b/>
-          <w:bCs/>
-          <w:sz w:val="28"/>
-          <w:szCs w:val="28"/>
-        </w:rPr>
         <w:tab/>
-      </w:r>
-      <w:r>
-        <w:rPr>
-          <w:b/>
-          <w:bCs/>
-          <w:sz w:val="28"/>
-          <w:szCs w:val="28"/>
-        </w:rPr>
         <w:tab/>
         <w:t>Section name:   section 01          Phase: 1</w:t>
       </w:r>
@@ -116,12 +108,17 @@
     <w:p>
       <w:pPr>
         <w:pStyle w:val="normal1"/>
+        <w:rPr/>
       </w:pPr>
+      <w:r>
+        <w:rPr/>
+      </w:r>
     </w:p>
     <w:tbl>
       <w:tblPr>
         <w:tblStyle w:val="TableNormal0"/>
         <w:tblW w:w="9350" w:type="dxa"/>
+        <w:jc w:val="left"/>
         <w:tblInd w:w="0" w:type="dxa"/>
         <w:tblLayout w:type="fixed"/>
         <w:tblCellMar>
@@ -130,15 +127,15 @@
           <w:bottom w:w="0" w:type="dxa"/>
           <w:right w:w="108" w:type="dxa"/>
         </w:tblCellMar>
-        <w:tblLook w:val="0400" w:firstRow="0" w:lastRow="0" w:firstColumn="0" w:lastColumn="0" w:noHBand="0" w:noVBand="1"/>
+        <w:tblLook w:val="0400" w:noHBand="0" w:noVBand="1" w:firstColumn="0" w:lastRow="0" w:lastColumn="0" w:firstRow="0"/>
       </w:tblPr>
       <w:tblGrid>
         <w:gridCol w:w="3955"/>
-        <w:gridCol w:w="5395"/>
+        <w:gridCol w:w="5394"/>
       </w:tblGrid>
       <w:tr>
         <w:trPr>
-          <w:trHeight w:val="530"/>
+          <w:trHeight w:val="530" w:hRule="atLeast"/>
         </w:trPr>
         <w:tc>
           <w:tcPr>
@@ -154,6 +151,9 @@
           <w:p>
             <w:pPr>
               <w:pStyle w:val="normal1"/>
+              <w:widowControl/>
+              <w:suppressAutoHyphens w:val="true"/>
+              <w:spacing w:before="0" w:after="160"/>
               <w:jc w:val="center"/>
               <w:rPr>
                 <w:b/>
@@ -164,10 +164,13 @@
             </w:pPr>
             <w:r>
               <w:rPr>
+                <w:rFonts w:eastAsia="Calibri" w:cs="Calibri"/>
                 <w:b/>
                 <w:bCs/>
+                <w:kern w:val="0"/>
                 <w:sz w:val="32"/>
                 <w:szCs w:val="32"/>
+                <w:lang w:val="en-US" w:eastAsia="zh-CN" w:bidi="hi-IN"/>
               </w:rPr>
               <w:t>Student name</w:t>
             </w:r>
@@ -187,6 +190,9 @@
           <w:p>
             <w:pPr>
               <w:pStyle w:val="normal1"/>
+              <w:widowControl/>
+              <w:suppressAutoHyphens w:val="true"/>
+              <w:spacing w:before="0" w:after="160"/>
               <w:jc w:val="center"/>
               <w:rPr>
                 <w:b/>
@@ -197,10 +203,13 @@
             </w:pPr>
             <w:r>
               <w:rPr>
+                <w:rFonts w:eastAsia="Calibri" w:cs="Calibri"/>
                 <w:b/>
                 <w:bCs/>
+                <w:kern w:val="0"/>
                 <w:sz w:val="32"/>
                 <w:szCs w:val="32"/>
+                <w:lang w:val="en-US" w:eastAsia="zh-CN" w:bidi="hi-IN"/>
               </w:rPr>
               <w:t>Tasks and duties</w:t>
             </w:r>
@@ -209,7 +218,7 @@
       </w:tr>
       <w:tr>
         <w:trPr>
-          <w:trHeight w:val="1790"/>
+          <w:trHeight w:val="1790" w:hRule="atLeast"/>
         </w:trPr>
         <w:tc>
           <w:tcPr>
@@ -225,6 +234,9 @@
           <w:p>
             <w:pPr>
               <w:pStyle w:val="normal1"/>
+              <w:widowControl/>
+              <w:suppressAutoHyphens w:val="true"/>
+              <w:spacing w:before="0" w:after="160"/>
               <w:jc w:val="left"/>
               <w:rPr>
                 <w:b/>
@@ -235,10 +247,13 @@
             </w:pPr>
             <w:r>
               <w:rPr>
+                <w:rFonts w:eastAsia="Calibri" w:cs="Calibri"/>
                 <w:b/>
                 <w:bCs/>
+                <w:kern w:val="0"/>
                 <w:sz w:val="24"/>
                 <w:szCs w:val="24"/>
+                <w:lang w:val="en-US" w:eastAsia="zh-CN" w:bidi="hi-IN"/>
               </w:rPr>
               <w:t>#1 Jonathan Markovic</w:t>
             </w:r>
@@ -257,53 +272,99 @@
           <w:p>
             <w:pPr>
               <w:pStyle w:val="normal1"/>
+              <w:widowControl/>
+              <w:suppressAutoHyphens w:val="true"/>
+              <w:spacing w:before="0" w:after="160"/>
+              <w:rPr>
+                <w:rFonts w:ascii="Calibri" w:hAnsi="Calibri" w:eastAsia="Calibri" w:cs="Calibri"/>
+                <w:kern w:val="0"/>
+                <w:sz w:val="22"/>
+                <w:szCs w:val="22"/>
+                <w:lang w:val="en-US" w:eastAsia="zh-CN" w:bidi="hi-IN"/>
+              </w:rPr>
             </w:pPr>
+            <w:r>
+              <w:rPr>
+                <w:rFonts w:eastAsia="Calibri" w:cs="Calibri"/>
+                <w:kern w:val="0"/>
+                <w:sz w:val="22"/>
+                <w:szCs w:val="22"/>
+                <w:lang w:val="en-US" w:eastAsia="zh-CN" w:bidi="hi-IN"/>
+              </w:rPr>
+            </w:r>
           </w:p>
           <w:p>
             <w:pPr>
               <w:pStyle w:val="normal1"/>
+              <w:widowControl/>
+              <w:suppressAutoHyphens w:val="true"/>
+              <w:spacing w:before="0" w:after="160"/>
+              <w:rPr>
+                <w:rFonts w:ascii="Calibri" w:hAnsi="Calibri" w:eastAsia="Calibri" w:cs="Calibri"/>
+                <w:kern w:val="0"/>
+                <w:sz w:val="22"/>
+                <w:szCs w:val="22"/>
+                <w:lang w:val="en-US" w:eastAsia="zh-CN" w:bidi="hi-IN"/>
+              </w:rPr>
             </w:pPr>
             <w:r>
-              <w:t>Helped with finding ways to implement the project(</w:t>
-            </w:r>
-            <w:proofErr w:type="spellStart"/>
-            <w:r>
-              <w:t>sql</w:t>
-            </w:r>
-            <w:proofErr w:type="spellEnd"/>
-            <w:r>
-              <w:t>, python/</w:t>
-            </w:r>
-            <w:proofErr w:type="spellStart"/>
-            <w:r>
-              <w:t>php</w:t>
-            </w:r>
-            <w:proofErr w:type="spellEnd"/>
-            <w:r>
-              <w:t xml:space="preserve"> </w:t>
-            </w:r>
-            <w:proofErr w:type="spellStart"/>
-            <w:r>
-              <w:t>etc</w:t>
-            </w:r>
-            <w:proofErr w:type="spellEnd"/>
-            <w:r>
-              <w:t>…)</w:t>
+              <w:rPr>
+                <w:rFonts w:eastAsia="Calibri" w:cs="Calibri"/>
+                <w:kern w:val="0"/>
+                <w:sz w:val="22"/>
+                <w:szCs w:val="22"/>
+                <w:lang w:val="en-US" w:eastAsia="zh-CN" w:bidi="hi-IN"/>
+              </w:rPr>
+              <w:t>Helped with finding ways to implement the project(sql, python/php etc…)</w:t>
             </w:r>
           </w:p>
           <w:p>
             <w:pPr>
               <w:pStyle w:val="normal1"/>
+              <w:widowControl/>
+              <w:suppressAutoHyphens w:val="true"/>
+              <w:spacing w:before="0" w:after="160"/>
+              <w:rPr>
+                <w:rFonts w:ascii="Calibri" w:hAnsi="Calibri" w:eastAsia="Calibri" w:cs="Calibri"/>
+                <w:kern w:val="0"/>
+                <w:sz w:val="22"/>
+                <w:szCs w:val="22"/>
+                <w:lang w:val="en-US" w:eastAsia="zh-CN" w:bidi="hi-IN"/>
+              </w:rPr>
             </w:pPr>
             <w:r>
+              <w:rPr>
+                <w:rFonts w:eastAsia="Calibri" w:cs="Calibri"/>
+                <w:kern w:val="0"/>
+                <w:sz w:val="22"/>
+                <w:szCs w:val="22"/>
+                <w:lang w:val="en-US" w:eastAsia="zh-CN" w:bidi="hi-IN"/>
+              </w:rPr>
               <w:t>Implemented the GPIO interaction in the code</w:t>
             </w:r>
           </w:p>
           <w:p>
             <w:pPr>
               <w:pStyle w:val="normal1"/>
+              <w:widowControl/>
+              <w:suppressAutoHyphens w:val="true"/>
+              <w:spacing w:before="0" w:after="160"/>
+              <w:rPr>
+                <w:rFonts w:ascii="Calibri" w:hAnsi="Calibri" w:eastAsia="Calibri" w:cs="Calibri"/>
+                <w:kern w:val="0"/>
+                <w:sz w:val="22"/>
+                <w:szCs w:val="22"/>
+                <w:lang w:val="en-US" w:eastAsia="zh-CN" w:bidi="hi-IN"/>
+              </w:rPr>
             </w:pPr>
             <w:r>
+              <w:rPr>
+                <w:rFonts w:eastAsia="Calibri" w:cs="Calibri"/>
+                <w:kern w:val="0"/>
+                <w:sz w:val="22"/>
+                <w:szCs w:val="22"/>
+                <w:lang w:val="en-US" w:eastAsia="zh-CN" w:bidi="hi-IN"/>
+              </w:rPr>
               <w:t>Bug fixes</w:t>
             </w:r>
           </w:p>
@@ -311,7 +372,7 @@
       </w:tr>
       <w:tr>
         <w:trPr>
-          <w:trHeight w:val="1340"/>
+          <w:trHeight w:val="1340" w:hRule="atLeast"/>
         </w:trPr>
         <w:tc>
           <w:tcPr>
@@ -327,6 +388,9 @@
           <w:p>
             <w:pPr>
               <w:pStyle w:val="normal1"/>
+              <w:widowControl/>
+              <w:suppressAutoHyphens w:val="true"/>
+              <w:spacing w:before="0" w:after="160"/>
               <w:jc w:val="left"/>
               <w:rPr>
                 <w:b/>
@@ -337,10 +401,13 @@
             </w:pPr>
             <w:r>
               <w:rPr>
+                <w:rFonts w:eastAsia="Calibri" w:cs="Calibri"/>
                 <w:b/>
                 <w:bCs/>
+                <w:kern w:val="0"/>
                 <w:sz w:val="24"/>
                 <w:szCs w:val="24"/>
+                <w:lang w:val="en-US" w:eastAsia="zh-CN" w:bidi="hi-IN"/>
               </w:rPr>
               <w:t>#2 Meerab Khan</w:t>
             </w:r>
@@ -359,48 +426,68 @@
           <w:p>
             <w:pPr>
               <w:pStyle w:val="normal1"/>
+              <w:widowControl/>
+              <w:suppressAutoHyphens w:val="true"/>
+              <w:spacing w:before="0" w:after="160"/>
+              <w:rPr>
+                <w:rFonts w:ascii="Calibri" w:hAnsi="Calibri" w:eastAsia="Calibri" w:cs="Calibri"/>
+                <w:kern w:val="0"/>
+                <w:sz w:val="22"/>
+                <w:szCs w:val="22"/>
+                <w:lang w:val="en-US" w:eastAsia="zh-CN" w:bidi="hi-IN"/>
+              </w:rPr>
             </w:pPr>
             <w:r>
-              <w:t>Helped with finding ways to implement the project(</w:t>
-            </w:r>
-            <w:proofErr w:type="spellStart"/>
-            <w:r>
-              <w:t>sql</w:t>
-            </w:r>
-            <w:proofErr w:type="spellEnd"/>
-            <w:r>
-              <w:t>, python/</w:t>
-            </w:r>
-            <w:proofErr w:type="spellStart"/>
-            <w:r>
-              <w:t>php</w:t>
-            </w:r>
-            <w:proofErr w:type="spellEnd"/>
-            <w:r>
-              <w:t xml:space="preserve"> </w:t>
-            </w:r>
-            <w:proofErr w:type="spellStart"/>
-            <w:r>
-              <w:t>etc</w:t>
-            </w:r>
-            <w:proofErr w:type="spellEnd"/>
-            <w:r>
-              <w:t>…)</w:t>
+              <w:rPr>
+                <w:rFonts w:eastAsia="Calibri" w:cs="Calibri"/>
+                <w:kern w:val="0"/>
+                <w:sz w:val="22"/>
+                <w:szCs w:val="22"/>
+                <w:lang w:val="en-US" w:eastAsia="zh-CN" w:bidi="hi-IN"/>
+              </w:rPr>
+              <w:t>Helped with finding ways to implement the project(sql, python/php etc…)</w:t>
             </w:r>
           </w:p>
           <w:p>
             <w:pPr>
               <w:pStyle w:val="normal1"/>
+              <w:widowControl/>
+              <w:suppressAutoHyphens w:val="true"/>
+              <w:spacing w:before="0" w:after="160"/>
+              <w:rPr>
+                <w:rFonts w:ascii="Calibri" w:hAnsi="Calibri" w:eastAsia="Calibri" w:cs="Calibri"/>
+                <w:kern w:val="0"/>
+                <w:sz w:val="22"/>
+                <w:szCs w:val="22"/>
+                <w:lang w:val="en-US" w:eastAsia="zh-CN" w:bidi="hi-IN"/>
+              </w:rPr>
             </w:pPr>
             <w:r>
-              <w:t>Implemented the database connection in the code</w:t>
+              <w:rPr>
+                <w:rFonts w:eastAsia="Calibri" w:cs="Calibri"/>
+                <w:kern w:val="0"/>
+                <w:sz w:val="22"/>
+                <w:szCs w:val="22"/>
+                <w:lang w:val="en-US" w:eastAsia="zh-CN" w:bidi="hi-IN"/>
+              </w:rPr>
+              <w:t>Implemented the database connection in the code,</w:t>
+            </w:r>
+            <w:r>
+              <w:rPr>
+                <w:rFonts w:eastAsia="Calibri" w:cs="Calibri"/>
+                <w:kern w:val="0"/>
+                <w:sz w:val="22"/>
+                <w:szCs w:val="22"/>
+                <w:lang w:val="en-US" w:eastAsia="zh-CN" w:bidi="hi-IN"/>
+              </w:rPr>
+              <w:t>regex expressions</w:t>
             </w:r>
           </w:p>
         </w:tc>
       </w:tr>
       <w:tr>
         <w:trPr>
-          <w:trHeight w:val="1430"/>
+          <w:trHeight w:val="1430" w:hRule="atLeast"/>
         </w:trPr>
         <w:tc>
           <w:tcPr>
@@ -416,6 +503,9 @@
           <w:p>
             <w:pPr>
               <w:pStyle w:val="normal1"/>
+              <w:widowControl/>
+              <w:suppressAutoHyphens w:val="true"/>
+              <w:spacing w:before="0" w:after="160"/>
               <w:jc w:val="left"/>
               <w:rPr>
                 <w:b/>
@@ -426,10 +516,13 @@
             </w:pPr>
             <w:r>
               <w:rPr>
+                <w:rFonts w:eastAsia="Calibri" w:cs="Calibri"/>
                 <w:b/>
                 <w:bCs/>
+                <w:kern w:val="0"/>
                 <w:sz w:val="24"/>
                 <w:szCs w:val="24"/>
+                <w:lang w:val="en-US" w:eastAsia="zh-CN" w:bidi="hi-IN"/>
               </w:rPr>
               <w:t>#3 Abdulmajeed Kakar</w:t>
             </w:r>
@@ -448,40 +541,50 @@
           <w:p>
             <w:pPr>
               <w:pStyle w:val="normal1"/>
+              <w:widowControl/>
+              <w:suppressAutoHyphens w:val="true"/>
+              <w:spacing w:before="0" w:after="160"/>
+              <w:rPr>
+                <w:rFonts w:ascii="Calibri" w:hAnsi="Calibri" w:eastAsia="Calibri" w:cs="Calibri"/>
+                <w:kern w:val="0"/>
+                <w:sz w:val="22"/>
+                <w:szCs w:val="22"/>
+                <w:lang w:val="en-US" w:eastAsia="zh-CN" w:bidi="hi-IN"/>
+              </w:rPr>
             </w:pPr>
             <w:r>
-              <w:t>Helped with finding ways to implement the project(</w:t>
-            </w:r>
-            <w:proofErr w:type="spellStart"/>
-            <w:r>
-              <w:t>sql</w:t>
-            </w:r>
-            <w:proofErr w:type="spellEnd"/>
-            <w:r>
-              <w:t>, python/</w:t>
-            </w:r>
-            <w:proofErr w:type="spellStart"/>
-            <w:r>
-              <w:t>php</w:t>
-            </w:r>
-            <w:proofErr w:type="spellEnd"/>
-            <w:r>
-              <w:t xml:space="preserve"> </w:t>
-            </w:r>
-            <w:proofErr w:type="spellStart"/>
-            <w:r>
-              <w:t>etc</w:t>
-            </w:r>
-            <w:proofErr w:type="spellEnd"/>
-            <w:r>
-              <w:t>…)</w:t>
+              <w:rPr>
+                <w:rFonts w:eastAsia="Calibri" w:cs="Calibri"/>
+                <w:kern w:val="0"/>
+                <w:sz w:val="22"/>
+                <w:szCs w:val="22"/>
+                <w:lang w:val="en-US" w:eastAsia="zh-CN" w:bidi="hi-IN"/>
+              </w:rPr>
+              <w:t>Helped with finding ways to implement the project(sql, python/php etc…)</w:t>
             </w:r>
           </w:p>
           <w:p>
             <w:pPr>
               <w:pStyle w:val="normal1"/>
+              <w:widowControl/>
+              <w:suppressAutoHyphens w:val="true"/>
+              <w:spacing w:before="0" w:after="160"/>
+              <w:rPr>
+                <w:rFonts w:ascii="Calibri" w:hAnsi="Calibri" w:eastAsia="Calibri" w:cs="Calibri"/>
+                <w:kern w:val="0"/>
+                <w:sz w:val="22"/>
+                <w:szCs w:val="22"/>
+                <w:lang w:val="en-US" w:eastAsia="zh-CN" w:bidi="hi-IN"/>
+              </w:rPr>
             </w:pPr>
             <w:r>
+              <w:rPr>
+                <w:rFonts w:eastAsia="Calibri" w:cs="Calibri"/>
+                <w:kern w:val="0"/>
+                <w:sz w:val="22"/>
+                <w:szCs w:val="22"/>
+                <w:lang w:val="en-US" w:eastAsia="zh-CN" w:bidi="hi-IN"/>
+              </w:rPr>
               <w:t>Implemented the GUI in the code</w:t>
             </w:r>
           </w:p>
@@ -489,7 +592,7 @@
       </w:tr>
       <w:tr>
         <w:trPr>
-          <w:trHeight w:val="1430"/>
+          <w:trHeight w:val="1430" w:hRule="atLeast"/>
         </w:trPr>
         <w:tc>
           <w:tcPr>
@@ -505,6 +608,9 @@
           <w:p>
             <w:pPr>
               <w:pStyle w:val="normal1"/>
+              <w:widowControl/>
+              <w:suppressAutoHyphens w:val="true"/>
+              <w:spacing w:before="0" w:after="160"/>
               <w:jc w:val="left"/>
               <w:rPr>
                 <w:b/>
@@ -515,10 +621,13 @@
             </w:pPr>
             <w:r>
               <w:rPr>
+                <w:rFonts w:eastAsia="Calibri" w:cs="Calibri"/>
                 <w:b/>
                 <w:bCs/>
+                <w:kern w:val="0"/>
                 <w:sz w:val="24"/>
                 <w:szCs w:val="24"/>
+                <w:lang w:val="en-US" w:eastAsia="zh-CN" w:bidi="hi-IN"/>
               </w:rPr>
               <w:t>#4 Cheng Yu Yang</w:t>
             </w:r>
@@ -537,48 +646,75 @@
           <w:p>
             <w:pPr>
               <w:pStyle w:val="normal1"/>
+              <w:widowControl/>
+              <w:suppressAutoHyphens w:val="true"/>
+              <w:spacing w:before="0" w:after="160"/>
+              <w:rPr>
+                <w:rFonts w:ascii="Calibri" w:hAnsi="Calibri" w:eastAsia="Calibri" w:cs="Calibri"/>
+                <w:kern w:val="0"/>
+                <w:sz w:val="22"/>
+                <w:szCs w:val="22"/>
+                <w:lang w:val="en-US" w:eastAsia="zh-CN" w:bidi="hi-IN"/>
+              </w:rPr>
             </w:pPr>
             <w:r>
-              <w:t>Helped with finding ways to implement the project(</w:t>
-            </w:r>
-            <w:proofErr w:type="spellStart"/>
-            <w:r>
-              <w:t>sql</w:t>
-            </w:r>
-            <w:proofErr w:type="spellEnd"/>
-            <w:r>
-              <w:t>, python/</w:t>
-            </w:r>
-            <w:proofErr w:type="spellStart"/>
-            <w:r>
-              <w:t>php</w:t>
-            </w:r>
-            <w:proofErr w:type="spellEnd"/>
-            <w:r>
-              <w:t xml:space="preserve"> </w:t>
-            </w:r>
-            <w:proofErr w:type="spellStart"/>
-            <w:r>
-              <w:t>etc</w:t>
-            </w:r>
-            <w:proofErr w:type="spellEnd"/>
-            <w:r>
-              <w:t>…)</w:t>
+              <w:rPr>
+                <w:rFonts w:eastAsia="Calibri" w:cs="Calibri"/>
+                <w:kern w:val="0"/>
+                <w:sz w:val="22"/>
+                <w:szCs w:val="22"/>
+                <w:lang w:val="en-US" w:eastAsia="zh-CN" w:bidi="hi-IN"/>
+              </w:rPr>
+              <w:t>Helped with finding ways to implement the project(sql, python/php etc…)</w:t>
             </w:r>
           </w:p>
           <w:p>
             <w:pPr>
               <w:pStyle w:val="normal1"/>
+              <w:widowControl/>
+              <w:suppressAutoHyphens w:val="true"/>
+              <w:spacing w:before="0" w:after="160"/>
+              <w:rPr>
+                <w:rFonts w:ascii="Calibri" w:hAnsi="Calibri" w:eastAsia="Calibri" w:cs="Calibri"/>
+                <w:kern w:val="0"/>
+                <w:sz w:val="22"/>
+                <w:szCs w:val="22"/>
+                <w:lang w:val="en-US" w:eastAsia="zh-CN" w:bidi="hi-IN"/>
+              </w:rPr>
             </w:pPr>
             <w:r>
-              <w:t xml:space="preserve">Found solution for replacing slim framework since we were having issues. </w:t>
+              <w:rPr>
+                <w:rFonts w:eastAsia="Calibri" w:cs="Calibri"/>
+                <w:kern w:val="0"/>
+                <w:sz w:val="22"/>
+                <w:szCs w:val="22"/>
+                <w:lang w:val="en-US" w:eastAsia="zh-CN" w:bidi="hi-IN"/>
+              </w:rPr>
+              <w:t>Found solution for replacing slim framework since we were having issues.</w:t>
             </w:r>
           </w:p>
           <w:p>
             <w:pPr>
               <w:pStyle w:val="normal1"/>
+              <w:widowControl/>
+              <w:suppressAutoHyphens w:val="true"/>
+              <w:spacing w:before="0" w:after="160"/>
+              <w:rPr>
+                <w:rFonts w:ascii="Calibri" w:hAnsi="Calibri" w:eastAsia="Calibri" w:cs="Calibri"/>
+                <w:kern w:val="0"/>
+                <w:sz w:val="22"/>
+                <w:szCs w:val="22"/>
+                <w:lang w:val="en-US" w:eastAsia="zh-CN" w:bidi="hi-IN"/>
+              </w:rPr>
             </w:pPr>
             <w:r>
+              <w:rPr>
+                <w:rFonts w:eastAsia="Calibri" w:cs="Calibri"/>
+                <w:kern w:val="0"/>
+                <w:sz w:val="22"/>
+                <w:szCs w:val="22"/>
+                <w:lang w:val="en-US" w:eastAsia="zh-CN" w:bidi="hi-IN"/>
+              </w:rPr>
               <w:t>Working on Converting the interface to HTML</w:t>
             </w:r>
           </w:p>
@@ -588,36 +724,54 @@
     <w:p>
       <w:pPr>
         <w:pStyle w:val="normal1"/>
+        <w:rPr/>
       </w:pPr>
+      <w:r>
+        <w:rPr/>
+      </w:r>
     </w:p>
     <w:p>
       <w:pPr>
         <w:pStyle w:val="normal1"/>
+        <w:rPr/>
       </w:pPr>
+      <w:r>
+        <w:rPr/>
+      </w:r>
     </w:p>
     <w:p>
       <w:pPr>
         <w:pStyle w:val="normal1"/>
+        <w:widowControl/>
+        <w:suppressAutoHyphens w:val="true"/>
+        <w:bidi w:val="0"/>
+        <w:spacing w:lineRule="auto" w:line="259" w:before="0" w:after="160"/>
+        <w:jc w:val="both"/>
+        <w:rPr/>
       </w:pPr>
+      <w:r>
+        <w:rPr/>
+      </w:r>
     </w:p>
     <w:sectPr>
+      <w:type w:val="nextPage"/>
       <w:pgSz w:w="12240" w:h="15840"/>
-      <w:pgMar w:top="1440" w:right="1440" w:bottom="1440" w:left="1440" w:header="0" w:footer="0" w:gutter="0"/>
-      <w:pgNumType w:start="1"/>
-      <w:cols w:space="720"/>
-      <w:formProt w:val="0"/>
-      <w:docGrid w:linePitch="100" w:charSpace="4096"/>
+      <w:pgMar w:left="1440" w:right="1440" w:gutter="0" w:header="0" w:top="1440" w:footer="0" w:bottom="1440"/>
+      <w:pgNumType w:start="1" w:fmt="decimal"/>
+      <w:formProt w:val="false"/>
+      <w:textDirection w:val="lrTb"/>
+      <w:docGrid w:type="default" w:linePitch="100" w:charSpace="8192"/>
     </w:sectPr>
   </w:body>
 </w:document>
 </file>
 
 <file path=word/styles.xml><?xml version="1.0" encoding="utf-8"?>
-<w:styles xmlns:mc="http://schemas.openxmlformats.org/markup-compatibility/2006" xmlns:r="http://schemas.openxmlformats.org/officeDocument/2006/relationships" xmlns:w="http://schemas.openxmlformats.org/wordprocessingml/2006/main" xmlns:w14="http://schemas.microsoft.com/office/word/2010/wordml" xmlns:w15="http://schemas.microsoft.com/office/word/2012/wordml" xmlns:w16cex="http://schemas.microsoft.com/office/word/2018/wordml/cex" xmlns:w16cid="http://schemas.microsoft.com/office/word/2016/wordml/cid" xmlns:w16="http://schemas.microsoft.com/office/word/2018/wordml" xmlns:w16du="http://schemas.microsoft.com/office/word/2023/wordml/word16du" xmlns:w16sdtdh="http://schemas.microsoft.com/office/word/2020/wordml/sdtdatahash" xmlns:w16sdtfl="http://schemas.microsoft.com/office/word/2024/wordml/sdtformatlock" xmlns:w16se="http://schemas.microsoft.com/office/word/2015/wordml/symex" mc:Ignorable="w14 w15 w16se w16cid w16 w16cex w16sdtdh w16sdtfl w16du">
+<w:styles xmlns:w="http://schemas.openxmlformats.org/wordprocessingml/2006/main" xmlns:w14="http://schemas.microsoft.com/office/word/2010/wordml" xmlns:mc="http://schemas.openxmlformats.org/markup-compatibility/2006" mc:Ignorable="w14">
   <w:docDefaults>
     <w:rPrDefault>
       <w:rPr>
-        <w:rFonts w:ascii="Calibri" w:eastAsia="Calibri" w:hAnsi="Calibri" w:cs="Calibri"/>
+        <w:rFonts w:ascii="Calibri" w:hAnsi="Calibri" w:eastAsia="Calibri" w:cs="Calibri"/>
         <w:sz w:val="22"/>
         <w:szCs w:val="22"/>
         <w:lang w:val="en-US" w:eastAsia="zh-CN" w:bidi="hi-IN"/>
@@ -625,21 +779,21 @@
     </w:rPrDefault>
     <w:pPrDefault>
       <w:pPr>
-        <w:suppressAutoHyphens/>
+        <w:suppressAutoHyphens w:val="true"/>
       </w:pPr>
     </w:pPrDefault>
   </w:docDefaults>
   <w:latentStyles w:defLockedState="0" w:defUIPriority="99" w:defSemiHidden="0" w:defUnhideWhenUsed="0" w:defQFormat="0" w:count="376">
     <w:lsdException w:name="Normal" w:uiPriority="0" w:qFormat="1"/>
     <w:lsdException w:name="heading 1" w:uiPriority="9" w:qFormat="1"/>
-    <w:lsdException w:name="heading 2" w:semiHidden="1" w:uiPriority="9" w:unhideWhenUsed="1" w:qFormat="1"/>
-    <w:lsdException w:name="heading 3" w:semiHidden="1" w:uiPriority="9" w:unhideWhenUsed="1" w:qFormat="1"/>
-    <w:lsdException w:name="heading 4" w:semiHidden="1" w:uiPriority="9" w:unhideWhenUsed="1" w:qFormat="1"/>
-    <w:lsdException w:name="heading 5" w:semiHidden="1" w:uiPriority="9" w:unhideWhenUsed="1" w:qFormat="1"/>
-    <w:lsdException w:name="heading 6" w:semiHidden="1" w:uiPriority="9" w:unhideWhenUsed="1" w:qFormat="1"/>
-    <w:lsdException w:name="heading 7" w:semiHidden="1" w:uiPriority="9" w:unhideWhenUsed="1" w:qFormat="1"/>
-    <w:lsdException w:name="heading 8" w:semiHidden="1" w:uiPriority="9" w:unhideWhenUsed="1" w:qFormat="1"/>
-    <w:lsdException w:name="heading 9" w:semiHidden="1" w:uiPriority="9" w:unhideWhenUsed="1" w:qFormat="1"/>
+    <w:lsdException w:name="heading 2" w:uiPriority="9" w:semiHidden="1" w:unhideWhenUsed="1" w:qFormat="1"/>
+    <w:lsdException w:name="heading 3" w:uiPriority="9" w:semiHidden="1" w:unhideWhenUsed="1" w:qFormat="1"/>
+    <w:lsdException w:name="heading 4" w:uiPriority="9" w:semiHidden="1" w:unhideWhenUsed="1" w:qFormat="1"/>
+    <w:lsdException w:name="heading 5" w:uiPriority="9" w:semiHidden="1" w:unhideWhenUsed="1" w:qFormat="1"/>
+    <w:lsdException w:name="heading 6" w:uiPriority="9" w:semiHidden="1" w:unhideWhenUsed="1" w:qFormat="1"/>
+    <w:lsdException w:name="heading 7" w:uiPriority="9" w:semiHidden="1" w:unhideWhenUsed="1" w:qFormat="1"/>
+    <w:lsdException w:name="heading 8" w:uiPriority="9" w:semiHidden="1" w:unhideWhenUsed="1" w:qFormat="1"/>
+    <w:lsdException w:name="heading 9" w:uiPriority="9" w:semiHidden="1" w:unhideWhenUsed="1" w:qFormat="1"/>
     <w:lsdException w:name="index 1" w:semiHidden="1" w:unhideWhenUsed="1"/>
     <w:lsdException w:name="index 2" w:semiHidden="1" w:unhideWhenUsed="1"/>
     <w:lsdException w:name="index 3" w:semiHidden="1" w:unhideWhenUsed="1"/>
@@ -649,22 +803,22 @@
     <w:lsdException w:name="index 7" w:semiHidden="1" w:unhideWhenUsed="1"/>
     <w:lsdException w:name="index 8" w:semiHidden="1" w:unhideWhenUsed="1"/>
     <w:lsdException w:name="index 9" w:semiHidden="1" w:unhideWhenUsed="1"/>
-    <w:lsdException w:name="toc 1" w:semiHidden="1" w:uiPriority="39" w:unhideWhenUsed="1"/>
-    <w:lsdException w:name="toc 2" w:semiHidden="1" w:uiPriority="39" w:unhideWhenUsed="1"/>
-    <w:lsdException w:name="toc 3" w:semiHidden="1" w:uiPriority="39" w:unhideWhenUsed="1"/>
-    <w:lsdException w:name="toc 4" w:semiHidden="1" w:uiPriority="39" w:unhideWhenUsed="1"/>
-    <w:lsdException w:name="toc 5" w:semiHidden="1" w:uiPriority="39" w:unhideWhenUsed="1"/>
-    <w:lsdException w:name="toc 6" w:semiHidden="1" w:uiPriority="39" w:unhideWhenUsed="1"/>
-    <w:lsdException w:name="toc 7" w:semiHidden="1" w:uiPriority="39" w:unhideWhenUsed="1"/>
-    <w:lsdException w:name="toc 8" w:semiHidden="1" w:uiPriority="39" w:unhideWhenUsed="1"/>
-    <w:lsdException w:name="toc 9" w:semiHidden="1" w:uiPriority="39" w:unhideWhenUsed="1"/>
+    <w:lsdException w:name="toc 1" w:uiPriority="39" w:semiHidden="1" w:unhideWhenUsed="1"/>
+    <w:lsdException w:name="toc 2" w:uiPriority="39" w:semiHidden="1" w:unhideWhenUsed="1"/>
+    <w:lsdException w:name="toc 3" w:uiPriority="39" w:semiHidden="1" w:unhideWhenUsed="1"/>
+    <w:lsdException w:name="toc 4" w:uiPriority="39" w:semiHidden="1" w:unhideWhenUsed="1"/>
+    <w:lsdException w:name="toc 5" w:uiPriority="39" w:semiHidden="1" w:unhideWhenUsed="1"/>
+    <w:lsdException w:name="toc 6" w:uiPriority="39" w:semiHidden="1" w:unhideWhenUsed="1"/>
+    <w:lsdException w:name="toc 7" w:uiPriority="39" w:semiHidden="1" w:unhideWhenUsed="1"/>
+    <w:lsdException w:name="toc 8" w:uiPriority="39" w:semiHidden="1" w:unhideWhenUsed="1"/>
+    <w:lsdException w:name="toc 9" w:uiPriority="39" w:semiHidden="1" w:unhideWhenUsed="1"/>
     <w:lsdException w:name="Normal Indent" w:semiHidden="1" w:unhideWhenUsed="1"/>
     <w:lsdException w:name="footnote text" w:semiHidden="1" w:unhideWhenUsed="1"/>
     <w:lsdException w:name="annotation text" w:semiHidden="1" w:unhideWhenUsed="1"/>
     <w:lsdException w:name="header" w:semiHidden="1" w:unhideWhenUsed="1"/>
     <w:lsdException w:name="footer" w:semiHidden="1" w:unhideWhenUsed="1"/>
     <w:lsdException w:name="index heading" w:semiHidden="1" w:unhideWhenUsed="1"/>
-    <w:lsdException w:name="caption" w:semiHidden="1" w:uiPriority="35" w:unhideWhenUsed="1" w:qFormat="1"/>
+    <w:lsdException w:name="caption" w:uiPriority="35" w:semiHidden="1" w:unhideWhenUsed="1" w:qFormat="1"/>
     <w:lsdException w:name="table of figures" w:semiHidden="1" w:unhideWhenUsed="1"/>
     <w:lsdException w:name="envelope address" w:semiHidden="1" w:unhideWhenUsed="1"/>
     <w:lsdException w:name="envelope return" w:semiHidden="1" w:unhideWhenUsed="1"/>
@@ -695,7 +849,7 @@
     <w:lsdException w:name="Title" w:uiPriority="10" w:qFormat="1"/>
     <w:lsdException w:name="Closing" w:semiHidden="1" w:unhideWhenUsed="1"/>
     <w:lsdException w:name="Signature" w:semiHidden="1" w:unhideWhenUsed="1"/>
-    <w:lsdException w:name="Default Paragraph Font" w:semiHidden="1" w:uiPriority="1" w:unhideWhenUsed="1"/>
+    <w:lsdException w:name="Default Paragraph Font" w:uiPriority="1" w:semiHidden="1" w:unhideWhenUsed="1"/>
     <w:lsdException w:name="Body Text" w:semiHidden="1" w:unhideWhenUsed="1"/>
     <w:lsdException w:name="Body Text Indent" w:semiHidden="1" w:unhideWhenUsed="1"/>
     <w:lsdException w:name="List Continue" w:semiHidden="1" w:unhideWhenUsed="1"/>
@@ -895,8 +1049,8 @@
     <w:lsdException w:name="Subtle Reference" w:uiPriority="31" w:qFormat="1"/>
     <w:lsdException w:name="Intense Reference" w:uiPriority="32" w:qFormat="1"/>
     <w:lsdException w:name="Book Title" w:uiPriority="33" w:qFormat="1"/>
-    <w:lsdException w:name="Bibliography" w:semiHidden="1" w:uiPriority="37" w:unhideWhenUsed="1"/>
-    <w:lsdException w:name="TOC Heading" w:semiHidden="1" w:uiPriority="39" w:unhideWhenUsed="1" w:qFormat="1"/>
+    <w:lsdException w:name="Bibliography" w:uiPriority="37" w:semiHidden="1" w:unhideWhenUsed="1"/>
+    <w:lsdException w:name="TOC Heading" w:uiPriority="39" w:semiHidden="1" w:unhideWhenUsed="1" w:qFormat="1"/>
     <w:lsdException w:name="Plain Table 1" w:uiPriority="41"/>
     <w:lsdException w:name="Plain Table 2" w:uiPriority="42"/>
     <w:lsdException w:name="Plain Table 3" w:uiPriority="43"/>
@@ -1007,13 +1161,24 @@
     <w:lsdException w:name="Unresolved Mention" w:semiHidden="1" w:unhideWhenUsed="1"/>
     <w:lsdException w:name="Smart Link" w:semiHidden="1" w:unhideWhenUsed="1"/>
   </w:latentStyles>
-  <w:style w:type="paragraph" w:default="1" w:styleId="Normal">
+  <w:style w:type="paragraph" w:styleId="Normal" w:default="1">
     <w:name w:val="Normal"/>
     <w:qFormat/>
     <w:pPr>
-      <w:spacing w:after="160" w:line="259" w:lineRule="auto"/>
+      <w:widowControl/>
+      <w:suppressAutoHyphens w:val="true"/>
+      <w:bidi w:val="0"/>
+      <w:spacing w:lineRule="auto" w:line="259" w:before="0" w:after="160"/>
       <w:jc w:val="both"/>
     </w:pPr>
+    <w:rPr>
+      <w:rFonts w:ascii="Calibri" w:hAnsi="Calibri" w:eastAsia="Calibri" w:cs="Calibri"/>
+      <w:color w:val="auto"/>
+      <w:kern w:val="0"/>
+      <w:sz w:val="22"/>
+      <w:szCs w:val="22"/>
+      <w:lang w:val="en-US" w:eastAsia="zh-CN" w:bidi="hi-IN"/>
+    </w:rPr>
   </w:style>
   <w:style w:type="paragraph" w:styleId="Heading1">
     <w:name w:val="heading 1"/>
@@ -1022,9 +1187,9 @@
     <w:uiPriority w:val="9"/>
     <w:qFormat/>
     <w:pPr>
-      <w:keepNext/>
+      <w:keepNext w:val="true"/>
       <w:keepLines/>
-      <w:spacing w:before="480" w:after="120" w:line="240" w:lineRule="auto"/>
+      <w:spacing w:lineRule="auto" w:line="240" w:before="480" w:after="120"/>
       <w:outlineLvl w:val="0"/>
     </w:pPr>
     <w:rPr>
@@ -1043,9 +1208,9 @@
     <w:unhideWhenUsed/>
     <w:qFormat/>
     <w:pPr>
-      <w:keepNext/>
+      <w:keepNext w:val="true"/>
       <w:keepLines/>
-      <w:spacing w:before="360" w:after="80" w:line="240" w:lineRule="auto"/>
+      <w:spacing w:lineRule="auto" w:line="240" w:before="360" w:after="80"/>
       <w:outlineLvl w:val="1"/>
     </w:pPr>
     <w:rPr>
@@ -1064,9 +1229,9 @@
     <w:unhideWhenUsed/>
     <w:qFormat/>
     <w:pPr>
-      <w:keepNext/>
+      <w:keepNext w:val="true"/>
       <w:keepLines/>
-      <w:spacing w:before="280" w:after="80" w:line="240" w:lineRule="auto"/>
+      <w:spacing w:lineRule="auto" w:line="240" w:before="280" w:after="80"/>
       <w:outlineLvl w:val="2"/>
     </w:pPr>
     <w:rPr>
@@ -1085,9 +1250,9 @@
     <w:unhideWhenUsed/>
     <w:qFormat/>
     <w:pPr>
-      <w:keepNext/>
+      <w:keepNext w:val="true"/>
       <w:keepLines/>
-      <w:spacing w:before="240" w:after="40" w:line="240" w:lineRule="auto"/>
+      <w:spacing w:lineRule="auto" w:line="240" w:before="240" w:after="40"/>
       <w:outlineLvl w:val="3"/>
     </w:pPr>
     <w:rPr>
@@ -1106,9 +1271,9 @@
     <w:unhideWhenUsed/>
     <w:qFormat/>
     <w:pPr>
-      <w:keepNext/>
+      <w:keepNext w:val="true"/>
       <w:keepLines/>
-      <w:spacing w:before="220" w:after="40" w:line="240" w:lineRule="auto"/>
+      <w:spacing w:lineRule="auto" w:line="240" w:before="220" w:after="40"/>
       <w:outlineLvl w:val="4"/>
     </w:pPr>
     <w:rPr>
@@ -1125,9 +1290,9 @@
     <w:unhideWhenUsed/>
     <w:qFormat/>
     <w:pPr>
-      <w:keepNext/>
+      <w:keepNext w:val="true"/>
       <w:keepLines/>
-      <w:spacing w:before="200" w:after="40" w:line="240" w:lineRule="auto"/>
+      <w:spacing w:lineRule="auto" w:line="240" w:before="200" w:after="40"/>
       <w:outlineLvl w:val="5"/>
     </w:pPr>
     <w:rPr>
@@ -1137,44 +1302,25 @@
       <w:szCs w:val="20"/>
     </w:rPr>
   </w:style>
-  <w:style w:type="character" w:default="1" w:styleId="DefaultParagraphFont">
+  <w:style w:type="character" w:styleId="DefaultParagraphFont" w:default="1">
     <w:name w:val="Default Paragraph Font"/>
     <w:uiPriority w:val="1"/>
     <w:semiHidden/>
     <w:unhideWhenUsed/>
-  </w:style>
-  <w:style w:type="table" w:default="1" w:styleId="TableNormal">
-    <w:name w:val="Normal Table"/>
-    <w:uiPriority w:val="99"/>
-    <w:semiHidden/>
-    <w:unhideWhenUsed/>
-    <w:tblPr>
-      <w:tblInd w:w="0" w:type="dxa"/>
-      <w:tblCellMar>
-        <w:top w:w="0" w:type="dxa"/>
-        <w:left w:w="108" w:type="dxa"/>
-        <w:bottom w:w="0" w:type="dxa"/>
-        <w:right w:w="108" w:type="dxa"/>
-      </w:tblCellMar>
-    </w:tblPr>
-  </w:style>
-  <w:style w:type="numbering" w:default="1" w:styleId="NoList">
-    <w:name w:val="No List"/>
-    <w:uiPriority w:val="99"/>
-    <w:semiHidden/>
-    <w:unhideWhenUsed/>
-  </w:style>
-  <w:style w:type="paragraph" w:customStyle="1" w:styleId="Heading">
+    <w:qFormat/>
+    <w:rPr/>
+  </w:style>
+  <w:style w:type="paragraph" w:styleId="Heading" w:customStyle="1">
     <w:name w:val="Heading"/>
     <w:basedOn w:val="Normal"/>
     <w:next w:val="BodyText"/>
     <w:qFormat/>
     <w:pPr>
-      <w:keepNext/>
+      <w:keepNext w:val="true"/>
       <w:spacing w:before="240" w:after="120"/>
     </w:pPr>
     <w:rPr>
-      <w:rFonts w:ascii="Liberation Sans" w:eastAsia="Noto Sans" w:hAnsi="Liberation Sans" w:cs="FreeSans"/>
+      <w:rFonts w:ascii="Liberation Sans" w:hAnsi="Liberation Sans" w:eastAsia="Noto Sans" w:cs="FreeSans"/>
       <w:sz w:val="28"/>
       <w:szCs w:val="28"/>
     </w:rPr>
@@ -1183,12 +1329,14 @@
     <w:name w:val="Body Text"/>
     <w:basedOn w:val="Normal"/>
     <w:pPr>
-      <w:spacing w:after="140" w:line="276" w:lineRule="auto"/>
+      <w:spacing w:lineRule="auto" w:line="276" w:before="0" w:after="140"/>
     </w:pPr>
+    <w:rPr/>
   </w:style>
   <w:style w:type="paragraph" w:styleId="List">
     <w:name w:val="List"/>
     <w:basedOn w:val="BodyText"/>
+    <w:pPr/>
     <w:rPr>
       <w:rFonts w:cs="FreeSans"/>
     </w:rPr>
@@ -1209,7 +1357,7 @@
       <w:szCs w:val="24"/>
     </w:rPr>
   </w:style>
-  <w:style w:type="paragraph" w:customStyle="1" w:styleId="Index">
+  <w:style w:type="paragraph" w:styleId="Index" w:customStyle="1">
     <w:name w:val="Index"/>
     <w:basedOn w:val="Normal"/>
     <w:qFormat/>
@@ -1220,13 +1368,24 @@
       <w:rFonts w:cs="FreeSans"/>
     </w:rPr>
   </w:style>
-  <w:style w:type="paragraph" w:customStyle="1" w:styleId="normal1">
+  <w:style w:type="paragraph" w:styleId="normal1" w:customStyle="1">
     <w:name w:val="normal1"/>
     <w:qFormat/>
     <w:pPr>
-      <w:spacing w:after="160" w:line="259" w:lineRule="auto"/>
+      <w:widowControl/>
+      <w:suppressAutoHyphens w:val="true"/>
+      <w:bidi w:val="0"/>
+      <w:spacing w:lineRule="auto" w:line="259" w:before="0" w:after="160"/>
       <w:jc w:val="both"/>
     </w:pPr>
+    <w:rPr>
+      <w:rFonts w:ascii="Calibri" w:hAnsi="Calibri" w:eastAsia="Calibri" w:cs="Calibri"/>
+      <w:color w:val="auto"/>
+      <w:kern w:val="0"/>
+      <w:sz w:val="22"/>
+      <w:szCs w:val="22"/>
+      <w:lang w:val="en-US" w:eastAsia="zh-CN" w:bidi="hi-IN"/>
+    </w:rPr>
   </w:style>
   <w:style w:type="paragraph" w:styleId="Title">
     <w:name w:val="Title"/>
@@ -1235,9 +1394,9 @@
     <w:uiPriority w:val="10"/>
     <w:qFormat/>
     <w:pPr>
-      <w:keepNext/>
+      <w:keepNext w:val="true"/>
       <w:keepLines/>
-      <w:spacing w:before="480" w:after="120" w:line="240" w:lineRule="auto"/>
+      <w:spacing w:lineRule="auto" w:line="240" w:before="480" w:after="120"/>
     </w:pPr>
     <w:rPr>
       <w:b/>
@@ -1253,18 +1412,39 @@
     <w:uiPriority w:val="11"/>
     <w:qFormat/>
     <w:pPr>
-      <w:keepNext/>
+      <w:keepNext w:val="true"/>
       <w:keepLines/>
-      <w:spacing w:before="360" w:after="80" w:line="240" w:lineRule="auto"/>
+      <w:spacing w:lineRule="auto" w:line="240" w:before="360" w:after="80"/>
     </w:pPr>
     <w:rPr>
-      <w:rFonts w:ascii="Georgia" w:eastAsia="Georgia" w:hAnsi="Georgia" w:cs="Georgia"/>
+      <w:rFonts w:ascii="Georgia" w:hAnsi="Georgia" w:eastAsia="Georgia" w:cs="Georgia"/>
       <w:i/>
       <w:iCs/>
       <w:color w:val="666666"/>
       <w:sz w:val="48"/>
       <w:szCs w:val="48"/>
     </w:rPr>
+  </w:style>
+  <w:style w:type="numbering" w:styleId="NoList" w:default="1">
+    <w:name w:val="No List"/>
+    <w:uiPriority w:val="99"/>
+    <w:semiHidden/>
+    <w:unhideWhenUsed/>
+    <w:qFormat/>
+  </w:style>
+  <w:style w:type="table" w:default="1" w:styleId="TableNormal">
+    <w:name w:val="Normal Table"/>
+    <w:uiPriority w:val="99"/>
+    <w:semiHidden/>
+    <w:unhideWhenUsed/>
+    <w:tblPr>
+      <w:tblCellMar>
+        <w:top w:w="0" w:type="dxa"/>
+        <w:left w:w="108" w:type="dxa"/>
+        <w:bottom w:w="0" w:type="dxa"/>
+        <w:right w:w="108" w:type="dxa"/>
+      </w:tblCellMar>
+    </w:tblPr>
   </w:style>
   <w:style w:type="table" w:customStyle="1" w:styleId="TableNormal0">
     <w:name w:val="TableNormal"/>
@@ -1281,41 +1461,41 @@
 </file>
 
 <file path=word/theme/theme1.xml><?xml version="1.0" encoding="utf-8"?>
-<a:theme xmlns:a="http://schemas.openxmlformats.org/drawingml/2006/main" name="Office Theme">
+<a:theme xmlns:a="http://schemas.openxmlformats.org/drawingml/2006/main" xmlns:r="http://schemas.openxmlformats.org/officeDocument/2006/relationships" name="Office Theme">
   <a:themeElements>
     <a:clrScheme name="Office">
       <a:dk1>
         <a:srgbClr val="000000"/>
       </a:dk1>
       <a:lt1>
-        <a:srgbClr val="FFFFFF"/>
+        <a:srgbClr val="ffffff"/>
       </a:lt1>
       <a:dk2>
-        <a:srgbClr val="1F497D"/>
+        <a:srgbClr val="1f497d"/>
       </a:dk2>
       <a:lt2>
-        <a:srgbClr val="EEECE1"/>
+        <a:srgbClr val="eeece1"/>
       </a:lt2>
       <a:accent1>
-        <a:srgbClr val="4F81BD"/>
+        <a:srgbClr val="4f81bd"/>
       </a:accent1>
       <a:accent2>
-        <a:srgbClr val="C0504D"/>
+        <a:srgbClr val="c0504d"/>
       </a:accent2>
       <a:accent3>
-        <a:srgbClr val="9BBB59"/>
+        <a:srgbClr val="9bbb59"/>
       </a:accent3>
       <a:accent4>
-        <a:srgbClr val="8064A2"/>
+        <a:srgbClr val="8064a2"/>
       </a:accent4>
       <a:accent5>
-        <a:srgbClr val="4BACC6"/>
+        <a:srgbClr val="4bacc6"/>
       </a:accent5>
       <a:accent6>
-        <a:srgbClr val="F79646"/>
+        <a:srgbClr val="f79646"/>
       </a:accent6>
       <a:hlink>
-        <a:srgbClr val="0000FF"/>
+        <a:srgbClr val="0000ff"/>
       </a:hlink>
       <a:folHlink>
         <a:srgbClr val="800080"/>
@@ -1323,12 +1503,12 @@
     </a:clrScheme>
     <a:fontScheme name="Office">
       <a:majorFont>
-        <a:latin typeface="Calibri"/>
+        <a:latin typeface="Calibri" pitchFamily="0" charset="1"/>
         <a:ea typeface=""/>
         <a:cs typeface=""/>
       </a:majorFont>
       <a:minorFont>
-        <a:latin typeface="Cambria"/>
+        <a:latin typeface="Cambria" pitchFamily="0" charset="1"/>
         <a:ea typeface=""/>
         <a:cs typeface=""/>
       </a:minorFont>
@@ -1357,7 +1537,7 @@
             </a:gs>
           </a:gsLst>
           <a:lin ang="16200000" scaled="1"/>
-          <a:tileRect/>
+          <a:tileRect l="0" t="0" r="0" b="0"/>
         </a:gradFill>
         <a:gradFill>
           <a:gsLst>
@@ -1375,7 +1555,7 @@
             </a:gs>
           </a:gsLst>
           <a:lin ang="16200000" scaled="0"/>
-          <a:tileRect/>
+          <a:tileRect l="0" t="0" r="0" b="0"/>
         </a:gradFill>
       </a:fillStyleLst>
       <a:lnStyleLst>
@@ -1426,7 +1606,7 @@
           <a:path path="circle">
             <a:fillToRect l="50000" t="-80000" r="50000" b="180000"/>
           </a:path>
-          <a:tileRect/>
+          <a:tileRect l="0" t="0" r="0" b="0"/>
         </a:gradFill>
         <a:gradFill>
           <a:gsLst>
@@ -1444,12 +1624,10 @@
           <a:path path="circle">
             <a:fillToRect l="50000" t="50000" r="50000" b="50000"/>
           </a:path>
-          <a:tileRect/>
+          <a:tileRect l="0" t="0" r="0" b="0"/>
         </a:gradFill>
       </a:bgFillStyleLst>
     </a:fmtScheme>
   </a:themeElements>
-  <a:objectDefaults/>
-  <a:extraClrSchemeLst/>
 </a:theme>
 </file>